--- a/tillsyn/A 57883-2025 tillsynsbegäran.docx
+++ b/tillsyn/A 57883-2025 tillsynsbegäran.docx
@@ -877,7 +877,7 @@
     <w:r>
       <w:tab/>
       <w:tab/>
-      <w:t>2026-08-15</w:t>
+      <w:t>2026-08-16</w:t>
       <w:br/>
       <w:br/>
     </w:r>

--- a/tillsyn/A 57883-2025 tillsynsbegäran.docx
+++ b/tillsyn/A 57883-2025 tillsynsbegäran.docx
@@ -877,7 +877,7 @@
     <w:r>
       <w:tab/>
       <w:tab/>
-      <w:t>2026-08-16</w:t>
+      <w:t>2026-08-17</w:t>
       <w:br/>
       <w:br/>
     </w:r>

--- a/tillsyn/A 57883-2025 tillsynsbegäran.docx
+++ b/tillsyn/A 57883-2025 tillsynsbegäran.docx
@@ -877,7 +877,7 @@
     <w:r>
       <w:tab/>
       <w:tab/>
-      <w:t>2026-08-17</w:t>
+      <w:t>2026-08-18</w:t>
       <w:br/>
       <w:br/>
     </w:r>

--- a/tillsyn/A 57883-2025 tillsynsbegäran.docx
+++ b/tillsyn/A 57883-2025 tillsynsbegäran.docx
@@ -877,7 +877,7 @@
     <w:r>
       <w:tab/>
       <w:tab/>
-      <w:t>2026-08-18</w:t>
+      <w:t>2026-08-19</w:t>
       <w:br/>
       <w:br/>
     </w:r>

--- a/tillsyn/A 57883-2025 tillsynsbegäran.docx
+++ b/tillsyn/A 57883-2025 tillsynsbegäran.docx
@@ -877,7 +877,7 @@
     <w:r>
       <w:tab/>
       <w:tab/>
-      <w:t>2026-08-19</w:t>
+      <w:t>2026-08-20</w:t>
       <w:br/>
       <w:br/>
     </w:r>

--- a/tillsyn/A 57883-2025 tillsynsbegäran.docx
+++ b/tillsyn/A 57883-2025 tillsynsbegäran.docx
@@ -877,7 +877,7 @@
     <w:r>
       <w:tab/>
       <w:tab/>
-      <w:t>2026-08-20</w:t>
+      <w:t>2026-08-21</w:t>
       <w:br/>
       <w:br/>
     </w:r>

--- a/tillsyn/A 57883-2025 tillsynsbegäran.docx
+++ b/tillsyn/A 57883-2025 tillsynsbegäran.docx
@@ -877,7 +877,7 @@
     <w:r>
       <w:tab/>
       <w:tab/>
-      <w:t>2026-08-21</w:t>
+      <w:t>2026-08-22</w:t>
       <w:br/>
       <w:br/>
     </w:r>

--- a/tillsyn/A 57883-2025 tillsynsbegäran.docx
+++ b/tillsyn/A 57883-2025 tillsynsbegäran.docx
@@ -877,7 +877,7 @@
     <w:r>
       <w:tab/>
       <w:tab/>
-      <w:t>2026-08-22</w:t>
+      <w:t>2026-08-23</w:t>
       <w:br/>
       <w:br/>
     </w:r>

--- a/tillsyn/A 57883-2025 tillsynsbegäran.docx
+++ b/tillsyn/A 57883-2025 tillsynsbegäran.docx
@@ -877,7 +877,7 @@
     <w:r>
       <w:tab/>
       <w:tab/>
-      <w:t>2026-08-23</w:t>
+      <w:t>2026-08-24</w:t>
       <w:br/>
       <w:br/>
     </w:r>

--- a/tillsyn/A 57883-2025 tillsynsbegäran.docx
+++ b/tillsyn/A 57883-2025 tillsynsbegäran.docx
@@ -877,7 +877,7 @@
     <w:r>
       <w:tab/>
       <w:tab/>
-      <w:t>2026-08-24</w:t>
+      <w:t>2026-08-25</w:t>
       <w:br/>
       <w:br/>
     </w:r>

--- a/tillsyn/A 57883-2025 tillsynsbegäran.docx
+++ b/tillsyn/A 57883-2025 tillsynsbegäran.docx
@@ -877,7 +877,7 @@
     <w:r>
       <w:tab/>
       <w:tab/>
-      <w:t>2026-08-25</w:t>
+      <w:t>2026-08-26</w:t>
       <w:br/>
       <w:br/>
     </w:r>

--- a/tillsyn/A 57883-2025 tillsynsbegäran.docx
+++ b/tillsyn/A 57883-2025 tillsynsbegäran.docx
@@ -877,7 +877,7 @@
     <w:r>
       <w:tab/>
       <w:tab/>
-      <w:t>2026-08-26</w:t>
+      <w:t>2026-08-27</w:t>
       <w:br/>
       <w:br/>
     </w:r>

--- a/tillsyn/A 57883-2025 tillsynsbegäran.docx
+++ b/tillsyn/A 57883-2025 tillsynsbegäran.docx
@@ -877,7 +877,7 @@
     <w:r>
       <w:tab/>
       <w:tab/>
-      <w:t>2026-08-27</w:t>
+      <w:t>2026-08-28</w:t>
       <w:br/>
       <w:br/>
     </w:r>

--- a/tillsyn/A 57883-2025 tillsynsbegäran.docx
+++ b/tillsyn/A 57883-2025 tillsynsbegäran.docx
@@ -877,7 +877,7 @@
     <w:r>
       <w:tab/>
       <w:tab/>
-      <w:t>2026-08-28</w:t>
+      <w:t>2026-08-29</w:t>
       <w:br/>
       <w:br/>
     </w:r>

--- a/tillsyn/A 57883-2025 tillsynsbegäran.docx
+++ b/tillsyn/A 57883-2025 tillsynsbegäran.docx
@@ -877,7 +877,7 @@
     <w:r>
       <w:tab/>
       <w:tab/>
-      <w:t>2026-08-29</w:t>
+      <w:t>2026-08-31</w:t>
       <w:br/>
       <w:br/>
     </w:r>

--- a/tillsyn/A 57883-2025 tillsynsbegäran.docx
+++ b/tillsyn/A 57883-2025 tillsynsbegäran.docx
@@ -877,7 +877,7 @@
     <w:r>
       <w:tab/>
       <w:tab/>
-      <w:t>2026-08-31</w:t>
+      <w:t>2026-09-01</w:t>
       <w:br/>
       <w:br/>
     </w:r>

--- a/tillsyn/A 57883-2025 tillsynsbegäran.docx
+++ b/tillsyn/A 57883-2025 tillsynsbegäran.docx
@@ -877,7 +877,7 @@
     <w:r>
       <w:tab/>
       <w:tab/>
-      <w:t>2026-09-01</w:t>
+      <w:t>2026-09-02</w:t>
       <w:br/>
       <w:br/>
     </w:r>

--- a/tillsyn/A 57883-2025 tillsynsbegäran.docx
+++ b/tillsyn/A 57883-2025 tillsynsbegäran.docx
@@ -877,7 +877,7 @@
     <w:r>
       <w:tab/>
       <w:tab/>
-      <w:t>2026-09-02</w:t>
+      <w:t>2026-09-03</w:t>
       <w:br/>
       <w:br/>
     </w:r>

--- a/tillsyn/A 57883-2025 tillsynsbegäran.docx
+++ b/tillsyn/A 57883-2025 tillsynsbegäran.docx
@@ -877,7 +877,7 @@
     <w:r>
       <w:tab/>
       <w:tab/>
-      <w:t>2026-09-03</w:t>
+      <w:t>2026-09-04</w:t>
       <w:br/>
       <w:br/>
     </w:r>

--- a/tillsyn/A 57883-2025 tillsynsbegäran.docx
+++ b/tillsyn/A 57883-2025 tillsynsbegäran.docx
@@ -877,7 +877,7 @@
     <w:r>
       <w:tab/>
       <w:tab/>
-      <w:t>2026-09-04</w:t>
+      <w:t>2026-09-05</w:t>
       <w:br/>
       <w:br/>
     </w:r>

--- a/tillsyn/A 57883-2025 tillsynsbegäran.docx
+++ b/tillsyn/A 57883-2025 tillsynsbegäran.docx
@@ -877,7 +877,7 @@
     <w:r>
       <w:tab/>
       <w:tab/>
-      <w:t>2026-09-05</w:t>
+      <w:t>2026-09-06</w:t>
       <w:br/>
       <w:br/>
     </w:r>

--- a/tillsyn/A 57883-2025 tillsynsbegäran.docx
+++ b/tillsyn/A 57883-2025 tillsynsbegäran.docx
@@ -877,7 +877,7 @@
     <w:r>
       <w:tab/>
       <w:tab/>
-      <w:t>2026-09-06</w:t>
+      <w:t>2026-09-07</w:t>
       <w:br/>
       <w:br/>
     </w:r>

--- a/tillsyn/A 57883-2025 tillsynsbegäran.docx
+++ b/tillsyn/A 57883-2025 tillsynsbegäran.docx
@@ -65,7 +65,7 @@
     </w:p>
     <w:p>
       <w:r>
-        <w:t>I och inom 16 meter från avverkningsanmälan finns fynd av 10 naturvårdsarter, varav 7 är rödlistade, 2 är fridlysta, 9 är typiska (T) och 2 är signalarter (S): fläckporing (VU, T), gräddporing (VU, T), blå taggsvamp (NT, T), tallriska (NT), talltagel (NT, T), tallticka (NT, T), vedskivlav (NT, T), nästlav (S, T), plattlummer (S, T, §9) och spillkråka (T, §4). Se Figur 1.</w:t>
+        <w:t>I och inom 16 meter från avverkningsanmälan finns fynd av 11 naturvårdsarter, varav 7 är rödlistade, 3 är fridlysta, 10 är typiska (T) och 2 är signalarter (S): fläckporing (VU, T), gräddporing (VU, T), blå taggsvamp (NT, T), tallriska (NT), talltagel (NT, T), tallticka (NT, T), vedskivlav (NT, T), nästlav (S, T), plattlummer (S, T, §9), spillkråka (T, §4) och tjäder (T, §4). Se Figur 1.</w:t>
       </w:r>
     </w:p>
     <w:p>
@@ -323,25 +323,32 @@
       </w:r>
     </w:p>
     <w:p>
-      <w:pPr>
-        <w:pStyle w:val="Heading1"/>
-      </w:pPr>
-      <w:r>
-        <w:t>EU:s fågeldirektiv</w:t>
-      </w:r>
-    </w:p>
-    <w:p>
-      <w:r>
-        <w:t xml:space="preserve">Europeiska unionens medlemsländer är skyldiga att agera i enlighet med EU:s fågeldirektiv där det uttryckligen står att direktivet gäller för fåglar samt för deras ägg, bon och </w:t>
-      </w:r>
       <w:r>
         <w:rPr>
           <w:b/>
         </w:rPr>
-        <w:t xml:space="preserve">livsmiljöer </w:t>
-      </w:r>
-      <w:r>
-        <w:t>(artikel 1). Vidare att de åtgärder som vidtas inte får leda till en försämring av den nuvarande situationen beträffande bevarandet av de fågelarter som avses i artikel 1 (artikel 13). Fågeldirektivet är styrande för tillsynsansvariga myndigheters ärendehantering, ställningstaganden och beslutsfattande.</w:t>
+        <w:t>Tjäder (§4)</w:t>
+      </w:r>
+      <w:r>
+        <w:t xml:space="preserve"> omfattas av bilaga 1 och 2 EU:s fågeldirektiv och är typisk art för </w:t>
+      </w:r>
+      <w:r>
+        <w:rPr>
+          <w:i/>
+        </w:rPr>
+        <w:t xml:space="preserve">9010 Taiga </w:t>
+      </w:r>
+      <w:r>
+        <w:t xml:space="preserve">och </w:t>
+      </w:r>
+      <w:r>
+        <w:rPr>
+          <w:i/>
+        </w:rPr>
+        <w:t>9740 Skogsbevuxen myr</w:t>
+      </w:r>
+      <w:r>
+        <w:t>. Tjädern är en utpräglad skogsfågel knuten till större sammanhängande barrskogsområden. Tupparna och hönorna utnyttjar till viss del olika miljöer, och habitatvalet varierar dessutom mellan olika delar av året. För att det ska finnas livskraftiga tjäderbestånd krävs funktionella skogslandskap med en blandning av uppvuxen, gles och luckig skog, täta sumpskogar, myrar och andra små våtmarker. Arten försvinner när skogen fragmenteras och den sammanlagda arealen hyggen och andra öppna områden blir för stor. Ett småskaligt och försiktigt virkesuttag genom hyggesfria metoder kan i vissa fall vara möjligt i området inom 200 m från lekcentrum. Längre ut från lekcentrum, inom 200–500 m bör den avverkade ytan inte överskrida 1 hektar för att undvika alltför stora och snabba förändringar (Skogsstyrelsen, 2019; SLU Artdatabanken, 2024).</w:t>
       </w:r>
     </w:p>
     <w:p>
@@ -349,17 +356,39 @@
         <w:pStyle w:val="Heading1"/>
       </w:pPr>
       <w:r>
-        <w:t>Typiska arter och EU:s art- och habitatdirektiv</w:t>
+        <w:t>EU:s fågeldirektiv</w:t>
       </w:r>
     </w:p>
     <w:p>
       <w:r>
-        <w:t>Typiska arter används för att lokalisera områden med gynnsam bevarandestatus för de naturtyper som är listade i EU:s art- och habitatdirektiv. Ett exempel är Västlig taiga (EU-kod 9010) som saknar gynnsam bevarandestatus och minskar starkt som naturtyp i Sverige. Naturvårdsverket skriver i sin vägledning för Västlig taiga att dylika miljöer förutsätter normalt att skogarna skyddas långsiktigt, eftersom skogsbruk inte är förenligt med bevarande av naturtypen i gynnsamt tillstånd (Naturvårdsverket, 2011).</w:t>
+        <w:t xml:space="preserve">Europeiska unionens medlemsländer är skyldiga att agera i enlighet med EU:s fågeldirektiv där det uttryckligen står att direktivet gäller för fåglar samt för deras ägg, bon och </w:t>
+      </w:r>
+      <w:r>
+        <w:rPr>
+          <w:b/>
+        </w:rPr>
+        <w:t xml:space="preserve">livsmiljöer </w:t>
+      </w:r>
+      <w:r>
+        <w:t>(artikel 1). Vidare att de åtgärder som vidtas inte får leda till en försämring av den nuvarande situationen beträffande bevarandet av de fågelarter som avses i artikel 1 (artikel 13). Fågeldirektivet är styrande för tillsynsansvariga myndigheters ärendehantering, ställningstaganden och beslutsfattande.</w:t>
       </w:r>
     </w:p>
     <w:p>
-      <w:r>
-        <w:t>Följande typiska arter har sina livsmiljöer och växtplatser i den avverkningsanmälda skogen: fläckporing (VU, T), gräddporing (VU, T), blå taggsvamp (NT, T), talltagel (NT, T), tallticka (NT, T), vedskivlav (NT, T), nästlav (S, T), plattlummer (S, T, §9) och spillkråka (T, §4).</w:t>
+      <w:pPr>
+        <w:pStyle w:val="Heading1"/>
+      </w:pPr>
+      <w:r>
+        <w:t>Typiska arter och EU:s art- och habitatdirektiv</w:t>
+      </w:r>
+    </w:p>
+    <w:p>
+      <w:r>
+        <w:t>Typiska arter används för att lokalisera områden med gynnsam bevarandestatus för de naturtyper som är listade i EU:s art- och habitatdirektiv. Ett exempel är Västlig taiga (EU-kod 9010) som saknar gynnsam bevarandestatus och minskar starkt som naturtyp i Sverige. Naturvårdsverket skriver i sin vägledning för Västlig taiga att dylika miljöer förutsätter normalt att skogarna skyddas långsiktigt, eftersom skogsbruk inte är förenligt med bevarande av naturtypen i gynnsamt tillstånd (Naturvårdsverket, 2011).</w:t>
+      </w:r>
+    </w:p>
+    <w:p>
+      <w:r>
+        <w:t>Följande typiska arter har sina livsmiljöer och växtplatser i den avverkningsanmälda skogen: fläckporing (VU, T), gräddporing (VU, T), blå taggsvamp (NT, T), talltagel (NT, T), tallticka (NT, T), vedskivlav (NT, T), nästlav (S, T), plattlummer (S, T, §9), spillkråka (T, §4) och tjäder (T, §4).</w:t>
       </w:r>
     </w:p>
     <w:p>
@@ -499,6 +528,75 @@
       </w:r>
       <w:r>
         <w:t>SLU Artdatabanken, Uppsala.</w:t>
+      </w:r>
+    </w:p>
+    <w:p>
+      <w:pPr>
+        <w:pStyle w:val="Heading1"/>
+      </w:pPr>
+      <w:r>
+        <w:t>Tjäder – ekologi samt krav på livsmiljön</w:t>
+      </w:r>
+    </w:p>
+    <w:p>
+      <w:r>
+        <w:t xml:space="preserve">Tjäder (§4) omfattas av bilaga 1 och 2 EU:s fågeldirektiv och är typisk art för </w:t>
+      </w:r>
+      <w:r>
+        <w:rPr>
+          <w:i/>
+        </w:rPr>
+        <w:t xml:space="preserve">9010 Taiga </w:t>
+      </w:r>
+      <w:r>
+        <w:t xml:space="preserve">och </w:t>
+      </w:r>
+      <w:r>
+        <w:rPr>
+          <w:i/>
+        </w:rPr>
+        <w:t>9740 Skogsbevuxen myr</w:t>
+      </w:r>
+      <w:r>
+        <w:t>. Tjädern är en utpräglad skogsfågel knuten till större sammanhängande barrskogsområden. Tupparna och hönorna utnyttjar till viss del olika miljöer, och habitatvalet varierar dessutom mellan olika delar av året. För att det ska finnas livskraftiga tjäderbestånd krävs funktionella skogslandskap med en blandning av uppvuxen, gles och luckig skog, täta sumpskogar, myrar och andra små våtmarker (Skogsstyrelsen, 2019; SLU Artdatabanken 2024).</w:t>
+      </w:r>
+    </w:p>
+    <w:p>
+      <w:r>
+        <w:t>Arten försvinner när skogen fragmenteras och den sammanlagda arealen hyggen och andra öppna områden blir för stor. Ett småskaligt och försiktigt virkesuttag genom hyggesfria metoder kan i vissa fall vara möjligt i området inom 200 m från lekcentrum. Längre ut från lekcentrum, inom 200–500 m bör den avverkade ytan inte överskrida 1 hektar för att undvika alltför stora och snabba förändringar (Skogsstyrelsen, 2019).</w:t>
+      </w:r>
+    </w:p>
+    <w:p>
+      <w:pPr>
+        <w:pStyle w:val="Heading2"/>
+      </w:pPr>
+      <w:r>
+        <w:t>Referenser – tjäder</w:t>
+      </w:r>
+    </w:p>
+    <w:p>
+      <w:r>
+        <w:t xml:space="preserve">Skogsstyrelsen, 2019. </w:t>
+      </w:r>
+      <w:r>
+        <w:rPr>
+          <w:i/>
+        </w:rPr>
+        <w:t>Vägledning för hänsyn till fåglar – tjäder.</w:t>
+      </w:r>
+    </w:p>
+    <w:p>
+      <w:r>
+        <w:t xml:space="preserve">SLU Artdatabanken, 2024. </w:t>
+      </w:r>
+      <w:r>
+        <w:rPr>
+          <w:i/>
+        </w:rPr>
+        <w:t xml:space="preserve">Artfaktablad. Naturvård – artfakta. </w:t>
+      </w:r>
+      <w:r>
+        <w:t>SLU Artdatabanken, Uppsala</w:t>
       </w:r>
     </w:p>
     <w:p>
@@ -877,7 +975,7 @@
     <w:r>
       <w:tab/>
       <w:tab/>
-      <w:t>2026-09-07</w:t>
+      <w:t>2026-09-08</w:t>
       <w:br/>
       <w:br/>
     </w:r>

--- a/tillsyn/A 57883-2025 tillsynsbegäran.docx
+++ b/tillsyn/A 57883-2025 tillsynsbegäran.docx
@@ -975,7 +975,7 @@
     <w:r>
       <w:tab/>
       <w:tab/>
-      <w:t>2026-09-08</w:t>
+      <w:t>2026-09-09</w:t>
       <w:br/>
       <w:br/>
     </w:r>

--- a/tillsyn/A 57883-2025 tillsynsbegäran.docx
+++ b/tillsyn/A 57883-2025 tillsynsbegäran.docx
@@ -975,7 +975,7 @@
     <w:r>
       <w:tab/>
       <w:tab/>
-      <w:t>2026-09-09</w:t>
+      <w:t>2026-09-10</w:t>
       <w:br/>
       <w:br/>
     </w:r>

--- a/tillsyn/A 57883-2025 tillsynsbegäran.docx
+++ b/tillsyn/A 57883-2025 tillsynsbegäran.docx
@@ -975,7 +975,7 @@
     <w:r>
       <w:tab/>
       <w:tab/>
-      <w:t>2026-09-10</w:t>
+      <w:t>2026-09-11</w:t>
       <w:br/>
       <w:br/>
     </w:r>

--- a/tillsyn/A 57883-2025 tillsynsbegäran.docx
+++ b/tillsyn/A 57883-2025 tillsynsbegäran.docx
@@ -975,7 +975,7 @@
     <w:r>
       <w:tab/>
       <w:tab/>
-      <w:t>2026-09-11</w:t>
+      <w:t>2026-09-12</w:t>
       <w:br/>
       <w:br/>
     </w:r>
